--- a/src/main/java/org/dsa/PradeepDSASheet/DSA Sheet.docx
+++ b/src/main/java/org/dsa/PradeepDSASheet/DSA Sheet.docx
@@ -419,12 +419,16 @@
                 <w:numId w:val="2"/>
               </w:numPr>
               <w:spacing w:before="40" w:after="40" w:line="240" w:lineRule="auto"/>
-            </w:pPr>
-            <w:r>
-              <w:rPr>
-                <w:color w:val="1B5E20"/>
-              </w:rPr>
-              <w:t>First Missing Positive (Cycling Sort)</w:t>
+              <w:rPr>
+                <w:highlight w:val="yellow"/>
+              </w:rPr>
+            </w:pPr>
+            <w:r>
+              <w:rPr>
+                <w:color w:val="1B5E20"/>
+                <w:highlight w:val="yellow"/>
+              </w:rPr>
+              <w:t>Missing Number</w:t>
             </w:r>
           </w:p>
           <w:p>
@@ -439,6 +443,31 @@
               <w:rPr>
                 <w:color w:val="1B5E20"/>
               </w:rPr>
+              <w:t>First Missing Positive</w:t>
+            </w:r>
+            <w:r>
+              <w:rPr>
+                <w:color w:val="1B5E20"/>
+              </w:rPr>
+              <w:t xml:space="preserve"> (Cycling Sort)</w:t>
+            </w:r>
+          </w:p>
+          <w:p>
+            <w:pPr>
+              <w:numPr>
+                <w:ilvl w:val="0"/>
+                <w:numId w:val="2"/>
+              </w:numPr>
+              <w:spacing w:before="40" w:after="40" w:line="240" w:lineRule="auto"/>
+              <w:rPr>
+                <w:highlight w:val="yellow"/>
+              </w:rPr>
+            </w:pPr>
+            <w:r>
+              <w:rPr>
+                <w:color w:val="1B5E20"/>
+                <w:highlight w:val="yellow"/>
+              </w:rPr>
               <w:t>LC 287 – Find Duplicate Number</w:t>
             </w:r>
           </w:p>
@@ -483,8 +512,15 @@
             <w:r>
               <w:rPr>
                 <w:color w:val="1B5E20"/>
+                <w:highlight w:val="yellow"/>
               </w:rPr>
               <w:t>LC 442 – Find All Duplicates</w:t>
+            </w:r>
+            <w:r>
+              <w:rPr>
+                <w:color w:val="1B5E20"/>
+              </w:rPr>
+              <w:t xml:space="preserve"> </w:t>
             </w:r>
           </w:p>
         </w:tc>
@@ -654,6 +690,34 @@
           </w:p>
         </w:tc>
       </w:tr>
+      <w:tr>
+        <w:tc>
+          <w:tcPr>
+            <w:tcW w:w="9360" w:type="dxa"/>
+            <w:tcBorders>
+              <w:top w:val="single" w:sz="4" w:space="0" w:color="66BB6A"/>
+              <w:left w:val="single" w:sz="4" w:space="0" w:color="66BB6A"/>
+              <w:bottom w:val="single" w:sz="4" w:space="0" w:color="66BB6A"/>
+              <w:right w:val="single" w:sz="4" w:space="0" w:color="66BB6A"/>
+            </w:tcBorders>
+            <w:shd w:val="clear" w:color="auto" w:fill="E8F5E9"/>
+            <w:tcMar>
+              <w:top w:w="120" w:type="dxa"/>
+              <w:left w:w="200" w:type="dxa"/>
+              <w:bottom w:w="120" w:type="dxa"/>
+              <w:right w:w="200" w:type="dxa"/>
+            </w:tcMar>
+          </w:tcPr>
+          <w:p>
+            <w:pPr>
+              <w:spacing w:before="40" w:after="40" w:line="240" w:lineRule="auto"/>
+              <w:rPr>
+                <w:color w:val="1B5E20"/>
+              </w:rPr>
+            </w:pPr>
+          </w:p>
+        </w:tc>
+      </w:tr>
     </w:tbl>
     <w:p>
       <w:pPr>
@@ -709,6 +773,7 @@
                 <w:sz w:val="24"/>
                 <w:szCs w:val="24"/>
               </w:rPr>
+              <w:lastRenderedPageBreak/>
               <w:t xml:space="preserve">3. </w:t>
             </w:r>
             <w:r>
@@ -754,7 +819,6 @@
               <w:rPr>
                 <w:color w:val="1B5E20"/>
               </w:rPr>
-              <w:lastRenderedPageBreak/>
               <w:t>Longest Substring Without Repeating Characters</w:t>
             </w:r>
           </w:p>

--- a/src/main/java/org/dsa/PradeepDSASheet/DSA Sheet.docx
+++ b/src/main/java/org/dsa/PradeepDSASheet/DSA Sheet.docx
@@ -396,6 +396,12 @@
               </w:rPr>
               <w:t>Merge Intervals</w:t>
             </w:r>
+            <w:r>
+              <w:rPr>
+                <w:color w:val="1B5E20"/>
+              </w:rPr>
+              <w:t xml:space="preserve"> // need to do </w:t>
+            </w:r>
           </w:p>
           <w:p>
             <w:pPr>
@@ -442,6 +448,7 @@
             <w:r>
               <w:rPr>
                 <w:color w:val="1B5E20"/>
+                <w:highlight w:val="yellow"/>
               </w:rPr>
               <w:t>First Missing Positive</w:t>
             </w:r>
@@ -620,10 +627,14 @@
                 <w:numId w:val="2"/>
               </w:numPr>
               <w:spacing w:before="40" w:after="40" w:line="240" w:lineRule="auto"/>
-            </w:pPr>
-            <w:r>
-              <w:rPr>
-                <w:color w:val="1B5E20"/>
+              <w:rPr>
+                <w:highlight w:val="yellow"/>
+              </w:rPr>
+            </w:pPr>
+            <w:r>
+              <w:rPr>
+                <w:color w:val="1B5E20"/>
+                <w:highlight w:val="yellow"/>
               </w:rPr>
               <w:t>Two Sum II</w:t>
             </w:r>

--- a/src/main/java/org/dsa/PradeepDSASheet/DSA Sheet.docx
+++ b/src/main/java/org/dsa/PradeepDSASheet/DSA Sheet.docx
@@ -646,10 +646,14 @@
                 <w:numId w:val="2"/>
               </w:numPr>
               <w:spacing w:before="40" w:after="40" w:line="240" w:lineRule="auto"/>
-            </w:pPr>
-            <w:r>
-              <w:rPr>
-                <w:color w:val="1B5E20"/>
+              <w:rPr>
+                <w:highlight w:val="yellow"/>
+              </w:rPr>
+            </w:pPr>
+            <w:r>
+              <w:rPr>
+                <w:color w:val="1B5E20"/>
+                <w:highlight w:val="yellow"/>
               </w:rPr>
               <w:t>Container With Most Water</w:t>
             </w:r>
@@ -661,10 +665,14 @@
                 <w:numId w:val="2"/>
               </w:numPr>
               <w:spacing w:before="40" w:after="40" w:line="240" w:lineRule="auto"/>
-            </w:pPr>
-            <w:r>
-              <w:rPr>
-                <w:color w:val="1B5E20"/>
+              <w:rPr>
+                <w:highlight w:val="yellow"/>
+              </w:rPr>
+            </w:pPr>
+            <w:r>
+              <w:rPr>
+                <w:color w:val="1B5E20"/>
+                <w:highlight w:val="yellow"/>
               </w:rPr>
               <w:t>3Sum</w:t>
             </w:r>
@@ -990,10 +998,14 @@
                 <w:numId w:val="2"/>
               </w:numPr>
               <w:spacing w:before="40" w:after="40" w:line="240" w:lineRule="auto"/>
-            </w:pPr>
-            <w:r>
-              <w:rPr>
-                <w:color w:val="1B5E20"/>
+              <w:rPr>
+                <w:highlight w:val="yellow"/>
+              </w:rPr>
+            </w:pPr>
+            <w:r>
+              <w:rPr>
+                <w:color w:val="1B5E20"/>
+                <w:highlight w:val="yellow"/>
               </w:rPr>
               <w:t>Subarray Sum Equals K</w:t>
             </w:r>

--- a/src/main/java/org/dsa/PradeepDSASheet/DSA Sheet.docx
+++ b/src/main/java/org/dsa/PradeepDSASheet/DSA Sheet.docx
@@ -1017,12 +1017,34 @@
                 <w:numId w:val="2"/>
               </w:numPr>
               <w:spacing w:before="40" w:after="40" w:line="240" w:lineRule="auto"/>
-            </w:pPr>
-            <w:r>
-              <w:rPr>
-                <w:color w:val="1B5E20"/>
+              <w:rPr>
+                <w:highlight w:val="yellow"/>
+              </w:rPr>
+            </w:pPr>
+            <w:r>
+              <w:rPr>
+                <w:color w:val="1B5E20"/>
+                <w:highlight w:val="yellow"/>
               </w:rPr>
               <w:t>Continuous Subarray Sum</w:t>
+            </w:r>
+          </w:p>
+          <w:p>
+            <w:pPr>
+              <w:numPr>
+                <w:ilvl w:val="0"/>
+                <w:numId w:val="2"/>
+              </w:numPr>
+              <w:spacing w:before="40" w:after="40" w:line="240" w:lineRule="auto"/>
+              <w:rPr>
+                <w:highlight w:val="yellow"/>
+              </w:rPr>
+            </w:pPr>
+            <w:r>
+              <w:rPr>
+                <w:highlight w:val="yellow"/>
+              </w:rPr>
+              <w:t>Minimum Size Subarray Sum</w:t>
             </w:r>
           </w:p>
           <w:p>
@@ -1607,6 +1629,7 @@
                 <w:sz w:val="24"/>
                 <w:szCs w:val="24"/>
               </w:rPr>
+              <w:lastRenderedPageBreak/>
               <w:t xml:space="preserve">8. </w:t>
             </w:r>
             <w:r>
@@ -1652,7 +1675,6 @@
               <w:rPr>
                 <w:color w:val="1B5E20"/>
               </w:rPr>
-              <w:lastRenderedPageBreak/>
               <w:t>Binary Search</w:t>
             </w:r>
           </w:p>
@@ -2438,6 +2460,7 @@
               <w:rPr>
                 <w:color w:val="1B5E20"/>
               </w:rPr>
+              <w:lastRenderedPageBreak/>
               <w:t>Binary Tree Level Order Traversal</w:t>
             </w:r>
           </w:p>
@@ -2468,7 +2491,6 @@
               <w:rPr>
                 <w:color w:val="1B5E20"/>
               </w:rPr>
-              <w:lastRenderedPageBreak/>
               <w:t>Minimum Depth of Binary Tree</w:t>
             </w:r>
           </w:p>
@@ -3294,6 +3316,7 @@
               <w:rPr>
                 <w:color w:val="1B5E20"/>
               </w:rPr>
+              <w:lastRenderedPageBreak/>
               <w:t>Jump Game</w:t>
             </w:r>
           </w:p>
@@ -3324,7 +3347,6 @@
               <w:rPr>
                 <w:color w:val="1B5E20"/>
               </w:rPr>
-              <w:lastRenderedPageBreak/>
               <w:t>Partition Labels</w:t>
             </w:r>
           </w:p>
@@ -4355,7 +4377,6 @@
   <w:style w:type="character" w:default="1" w:styleId="DefaultParagraphFont">
     <w:name w:val="Default Paragraph Font"/>
     <w:uiPriority w:val="1"/>
-    <w:semiHidden/>
     <w:unhideWhenUsed/>
   </w:style>
   <w:style w:type="table" w:default="1" w:styleId="TableNormal">
@@ -4696,6 +4717,29 @@
       </w:tblCellMar>
     </w:tblPr>
   </w:style>
+  <w:style w:type="character" w:styleId="Hyperlink">
+    <w:name w:val="Hyperlink"/>
+    <w:basedOn w:val="DefaultParagraphFont"/>
+    <w:uiPriority w:val="99"/>
+    <w:unhideWhenUsed/>
+    <w:rsid w:val="00FB557B"/>
+    <w:rPr>
+      <w:color w:val="0000FF" w:themeColor="hyperlink"/>
+      <w:u w:val="single"/>
+    </w:rPr>
+  </w:style>
+  <w:style w:type="character" w:styleId="UnresolvedMention">
+    <w:name w:val="Unresolved Mention"/>
+    <w:basedOn w:val="DefaultParagraphFont"/>
+    <w:uiPriority w:val="99"/>
+    <w:semiHidden/>
+    <w:unhideWhenUsed/>
+    <w:rsid w:val="00FB557B"/>
+    <w:rPr>
+      <w:color w:val="605E5C"/>
+      <w:shd w:val="clear" w:color="auto" w:fill="E1DFDD"/>
+    </w:rPr>
+  </w:style>
 </w:styles>
 </file>
 

--- a/src/main/java/org/dsa/PradeepDSASheet/DSA Sheet.docx
+++ b/src/main/java/org/dsa/PradeepDSASheet/DSA Sheet.docx
@@ -1054,6 +1054,24 @@
                 <w:numId w:val="2"/>
               </w:numPr>
               <w:spacing w:before="40" w:after="40" w:line="240" w:lineRule="auto"/>
+              <w:rPr>
+                <w:highlight w:val="yellow"/>
+              </w:rPr>
+            </w:pPr>
+            <w:r>
+              <w:rPr>
+                <w:highlight w:val="yellow"/>
+              </w:rPr>
+              <w:t>Subarray Sums Divisible by K</w:t>
+            </w:r>
+          </w:p>
+          <w:p>
+            <w:pPr>
+              <w:numPr>
+                <w:ilvl w:val="0"/>
+                <w:numId w:val="2"/>
+              </w:numPr>
+              <w:spacing w:before="40" w:after="40" w:line="240" w:lineRule="auto"/>
             </w:pPr>
             <w:r>
               <w:rPr>
@@ -1629,7 +1647,6 @@
                 <w:sz w:val="24"/>
                 <w:szCs w:val="24"/>
               </w:rPr>
-              <w:lastRenderedPageBreak/>
               <w:t xml:space="preserve">8. </w:t>
             </w:r>
             <w:r>

--- a/src/main/java/org/dsa/PradeepDSASheet/DSA Sheet.docx
+++ b/src/main/java/org/dsa/PradeepDSASheet/DSA Sheet.docx
@@ -833,10 +833,14 @@
                 <w:numId w:val="2"/>
               </w:numPr>
               <w:spacing w:before="40" w:after="40" w:line="240" w:lineRule="auto"/>
-            </w:pPr>
-            <w:r>
-              <w:rPr>
-                <w:color w:val="1B5E20"/>
+              <w:rPr>
+                <w:highlight w:val="yellow"/>
+              </w:rPr>
+            </w:pPr>
+            <w:r>
+              <w:rPr>
+                <w:color w:val="1B5E20"/>
+                <w:highlight w:val="yellow"/>
               </w:rPr>
               <w:t>Longest Substring Without Repeating Characters</w:t>
             </w:r>
@@ -4394,6 +4398,7 @@
   <w:style w:type="character" w:default="1" w:styleId="DefaultParagraphFont">
     <w:name w:val="Default Paragraph Font"/>
     <w:uiPriority w:val="1"/>
+    <w:semiHidden/>
     <w:unhideWhenUsed/>
   </w:style>
   <w:style w:type="table" w:default="1" w:styleId="TableNormal">

--- a/src/main/java/org/dsa/PradeepDSASheet/DSA Sheet.docx
+++ b/src/main/java/org/dsa/PradeepDSASheet/DSA Sheet.docx
@@ -49,23 +49,7 @@
           <w:b/>
           <w:bCs/>
         </w:rPr>
-        <w:t xml:space="preserve">Concurrency controls for LLD [Locks, Threads, </w:t>
-      </w:r>
-      <w:proofErr w:type="spellStart"/>
-      <w:r>
-        <w:rPr>
-          <w:b/>
-          <w:bCs/>
-        </w:rPr>
-        <w:t>ThreadPool</w:t>
-      </w:r>
-      <w:proofErr w:type="spellEnd"/>
-      <w:r>
-        <w:rPr>
-          <w:b/>
-          <w:bCs/>
-        </w:rPr>
-        <w:t xml:space="preserve"> and many more]</w:t>
+        <w:t>Concurrency controls for LLD [Locks, Threads, ThreadPool and many more]</w:t>
       </w:r>
     </w:p>
     <w:p>
@@ -852,6 +836,32 @@
                 <w:numId w:val="2"/>
               </w:numPr>
               <w:spacing w:before="40" w:after="40" w:line="240" w:lineRule="auto"/>
+              <w:rPr>
+                <w:highlight w:val="yellow"/>
+              </w:rPr>
+            </w:pPr>
+            <w:r>
+              <w:rPr>
+                <w:color w:val="1B5E20"/>
+                <w:highlight w:val="yellow"/>
+              </w:rPr>
+              <w:t>Max Consective Ones</w:t>
+            </w:r>
+            <w:r>
+              <w:rPr>
+                <w:color w:val="1B5E20"/>
+                <w:highlight w:val="yellow"/>
+              </w:rPr>
+              <w:t xml:space="preserve"> III</w:t>
+            </w:r>
+          </w:p>
+          <w:p>
+            <w:pPr>
+              <w:numPr>
+                <w:ilvl w:val="0"/>
+                <w:numId w:val="2"/>
+              </w:numPr>
+              <w:spacing w:before="40" w:after="40" w:line="240" w:lineRule="auto"/>
             </w:pPr>
             <w:r>
               <w:rPr>
@@ -1591,6 +1601,7 @@
               <w:rPr>
                 <w:color w:val="1B5E20"/>
               </w:rPr>
+              <w:lastRenderedPageBreak/>
               <w:t>Rotate List</w:t>
             </w:r>
           </w:p>
@@ -2436,6 +2447,7 @@
                 <w:sz w:val="24"/>
                 <w:szCs w:val="24"/>
               </w:rPr>
+              <w:lastRenderedPageBreak/>
               <w:t xml:space="preserve">13. </w:t>
             </w:r>
             <w:r>
@@ -2481,7 +2493,6 @@
               <w:rPr>
                 <w:color w:val="1B5E20"/>
               </w:rPr>
-              <w:lastRenderedPageBreak/>
               <w:t>Binary Tree Level Order Traversal</w:t>
             </w:r>
           </w:p>
@@ -3292,6 +3303,7 @@
                 <w:sz w:val="24"/>
                 <w:szCs w:val="24"/>
               </w:rPr>
+              <w:lastRenderedPageBreak/>
               <w:t xml:space="preserve">19. </w:t>
             </w:r>
             <w:r>
@@ -3337,7 +3349,6 @@
               <w:rPr>
                 <w:color w:val="1B5E20"/>
               </w:rPr>
-              <w:lastRenderedPageBreak/>
               <w:t>Jump Game</w:t>
             </w:r>
           </w:p>

--- a/src/main/java/org/dsa/PradeepDSASheet/DSA Sheet.docx
+++ b/src/main/java/org/dsa/PradeepDSASheet/DSA Sheet.docx
@@ -49,7 +49,23 @@
           <w:b/>
           <w:bCs/>
         </w:rPr>
-        <w:t>Concurrency controls for LLD [Locks, Threads, ThreadPool and many more]</w:t>
+        <w:t xml:space="preserve">Concurrency controls for LLD [Locks, Threads, </w:t>
+      </w:r>
+      <w:proofErr w:type="spellStart"/>
+      <w:r>
+        <w:rPr>
+          <w:b/>
+          <w:bCs/>
+        </w:rPr>
+        <w:t>ThreadPool</w:t>
+      </w:r>
+      <w:proofErr w:type="spellEnd"/>
+      <w:r>
+        <w:rPr>
+          <w:b/>
+          <w:bCs/>
+        </w:rPr>
+        <w:t xml:space="preserve"> and many more]</w:t>
       </w:r>
     </w:p>
     <w:p>
@@ -845,14 +861,110 @@
                 <w:color w:val="1B5E20"/>
                 <w:highlight w:val="yellow"/>
               </w:rPr>
-              <w:t>Max Consective Ones</w:t>
-            </w:r>
+              <w:t xml:space="preserve">Max </w:t>
+            </w:r>
+            <w:proofErr w:type="spellStart"/>
             <w:r>
               <w:rPr>
                 <w:color w:val="1B5E20"/>
                 <w:highlight w:val="yellow"/>
               </w:rPr>
+              <w:t>Consective</w:t>
+            </w:r>
+            <w:proofErr w:type="spellEnd"/>
+            <w:r>
+              <w:rPr>
+                <w:color w:val="1B5E20"/>
+                <w:highlight w:val="yellow"/>
+              </w:rPr>
+              <w:t xml:space="preserve"> Ones</w:t>
+            </w:r>
+            <w:r>
+              <w:rPr>
+                <w:color w:val="1B5E20"/>
+                <w:highlight w:val="yellow"/>
+              </w:rPr>
               <w:t xml:space="preserve"> III</w:t>
+            </w:r>
+          </w:p>
+          <w:p>
+            <w:pPr>
+              <w:numPr>
+                <w:ilvl w:val="0"/>
+                <w:numId w:val="2"/>
+              </w:numPr>
+              <w:spacing w:before="40" w:after="40" w:line="240" w:lineRule="auto"/>
+              <w:rPr>
+                <w:highlight w:val="yellow"/>
+                <w:lang w:val="en-IN"/>
+              </w:rPr>
+            </w:pPr>
+            <w:r>
+              <w:rPr>
+                <w:highlight w:val="yellow"/>
+                <w:lang w:val="en-IN"/>
+              </w:rPr>
+              <w:t>Max Sum Subarray of Size K</w:t>
+            </w:r>
+          </w:p>
+          <w:p>
+            <w:pPr>
+              <w:numPr>
+                <w:ilvl w:val="0"/>
+                <w:numId w:val="2"/>
+              </w:numPr>
+              <w:spacing w:before="40" w:after="40" w:line="240" w:lineRule="auto"/>
+              <w:rPr>
+                <w:highlight w:val="yellow"/>
+                <w:lang w:val="en-IN"/>
+              </w:rPr>
+            </w:pPr>
+            <w:r>
+              <w:rPr>
+                <w:highlight w:val="yellow"/>
+                <w:lang w:val="en-IN"/>
+              </w:rPr>
+              <w:t>First negative number in every window of size K</w:t>
+            </w:r>
+          </w:p>
+          <w:p>
+            <w:pPr>
+              <w:numPr>
+                <w:ilvl w:val="0"/>
+                <w:numId w:val="2"/>
+              </w:numPr>
+              <w:spacing w:before="40" w:after="40" w:line="240" w:lineRule="auto"/>
+              <w:rPr>
+                <w:highlight w:val="yellow"/>
+                <w:lang w:val="en-IN"/>
+              </w:rPr>
+            </w:pPr>
+            <w:r>
+              <w:rPr>
+                <w:highlight w:val="yellow"/>
+                <w:lang w:val="en-IN"/>
+              </w:rPr>
+              <w:t>Chocolate Distribution Problem</w:t>
+            </w:r>
+          </w:p>
+          <w:p>
+            <w:pPr>
+              <w:numPr>
+                <w:ilvl w:val="0"/>
+                <w:numId w:val="2"/>
+              </w:numPr>
+              <w:spacing w:before="40" w:after="40" w:line="240" w:lineRule="auto"/>
+              <w:rPr>
+                <w:highlight w:val="yellow"/>
+                <w:lang w:val="en-IN"/>
+              </w:rPr>
+            </w:pPr>
+            <w:r>
+              <w:rPr>
+                <w:highlight w:val="yellow"/>
+                <w:lang w:val="en-IN"/>
+              </w:rPr>
+              <w:t>Smallest subarray with sum greater than x</w:t>
             </w:r>
           </w:p>
           <w:p>
@@ -1541,6 +1653,7 @@
               <w:rPr>
                 <w:color w:val="1B5E20"/>
               </w:rPr>
+              <w:lastRenderedPageBreak/>
               <w:t>Remove Nth Node from End</w:t>
             </w:r>
           </w:p>
@@ -1601,7 +1714,6 @@
               <w:rPr>
                 <w:color w:val="1B5E20"/>
               </w:rPr>
-              <w:lastRenderedPageBreak/>
               <w:t>Rotate List</w:t>
             </w:r>
           </w:p>
@@ -2357,6 +2469,7 @@
               <w:rPr>
                 <w:color w:val="1B5E20"/>
               </w:rPr>
+              <w:lastRenderedPageBreak/>
               <w:t>Path Sum</w:t>
             </w:r>
           </w:p>
@@ -2447,7 +2560,6 @@
                 <w:sz w:val="24"/>
                 <w:szCs w:val="24"/>
               </w:rPr>
-              <w:lastRenderedPageBreak/>
               <w:t xml:space="preserve">13. </w:t>
             </w:r>
             <w:r>
@@ -3213,6 +3325,7 @@
               <w:rPr>
                 <w:color w:val="1B5E20"/>
               </w:rPr>
+              <w:lastRenderedPageBreak/>
               <w:t>Longest Increasing Subsequence</w:t>
             </w:r>
           </w:p>
@@ -3303,7 +3416,6 @@
                 <w:sz w:val="24"/>
                 <w:szCs w:val="24"/>
               </w:rPr>
-              <w:lastRenderedPageBreak/>
               <w:t xml:space="preserve">19. </w:t>
             </w:r>
             <w:r>
@@ -4409,7 +4521,6 @@
   <w:style w:type="character" w:default="1" w:styleId="DefaultParagraphFont">
     <w:name w:val="Default Paragraph Font"/>
     <w:uiPriority w:val="1"/>
-    <w:semiHidden/>
     <w:unhideWhenUsed/>
   </w:style>
   <w:style w:type="table" w:default="1" w:styleId="TableNormal">

--- a/src/main/java/org/dsa/PradeepDSASheet/DSA Sheet.docx
+++ b/src/main/java/org/dsa/PradeepDSASheet/DSA Sheet.docx
@@ -1618,10 +1618,14 @@
                 <w:numId w:val="2"/>
               </w:numPr>
               <w:spacing w:before="40" w:after="40" w:line="240" w:lineRule="auto"/>
-            </w:pPr>
-            <w:r>
-              <w:rPr>
-                <w:color w:val="1B5E20"/>
+              <w:rPr>
+                <w:highlight w:val="yellow"/>
+              </w:rPr>
+            </w:pPr>
+            <w:r>
+              <w:rPr>
+                <w:color w:val="1B5E20"/>
+                <w:highlight w:val="yellow"/>
               </w:rPr>
               <w:t>Reverse Linked List</w:t>
             </w:r>
@@ -4521,6 +4525,7 @@
   <w:style w:type="character" w:default="1" w:styleId="DefaultParagraphFont">
     <w:name w:val="Default Paragraph Font"/>
     <w:uiPriority w:val="1"/>
+    <w:semiHidden/>
     <w:unhideWhenUsed/>
   </w:style>
   <w:style w:type="table" w:default="1" w:styleId="TableNormal">

--- a/src/main/java/org/dsa/PradeepDSASheet/DSA Sheet.docx
+++ b/src/main/java/org/dsa/PradeepDSASheet/DSA Sheet.docx
@@ -1004,10 +1004,14 @@
                 <w:numId w:val="2"/>
               </w:numPr>
               <w:spacing w:before="40" w:after="40" w:line="240" w:lineRule="auto"/>
-            </w:pPr>
-            <w:r>
-              <w:rPr>
-                <w:color w:val="1B5E20"/>
+              <w:rPr>
+                <w:highlight w:val="yellow"/>
+              </w:rPr>
+            </w:pPr>
+            <w:r>
+              <w:rPr>
+                <w:color w:val="1B5E20"/>
+                <w:highlight w:val="yellow"/>
               </w:rPr>
               <w:t>Find All Anagrams in a String</w:t>
             </w:r>
@@ -1023,6 +1027,7 @@
             <w:r>
               <w:rPr>
                 <w:color w:val="1B5E20"/>
+                <w:highlight w:val="yellow"/>
               </w:rPr>
               <w:t>Maximum Average Subarray</w:t>
             </w:r>

--- a/src/main/java/org/dsa/PradeepDSASheet/DSA Sheet.docx
+++ b/src/main/java/org/dsa/PradeepDSASheet/DSA Sheet.docx
@@ -1657,10 +1657,14 @@
                 <w:numId w:val="2"/>
               </w:numPr>
               <w:spacing w:before="40" w:after="40" w:line="240" w:lineRule="auto"/>
-            </w:pPr>
-            <w:r>
-              <w:rPr>
-                <w:color w:val="1B5E20"/>
+              <w:rPr>
+                <w:highlight w:val="yellow"/>
+              </w:rPr>
+            </w:pPr>
+            <w:r>
+              <w:rPr>
+                <w:color w:val="1B5E20"/>
+                <w:highlight w:val="yellow"/>
               </w:rPr>
               <w:lastRenderedPageBreak/>
               <w:t>Remove Nth Node from End</w:t>
@@ -1673,10 +1677,14 @@
                 <w:numId w:val="2"/>
               </w:numPr>
               <w:spacing w:before="40" w:after="40" w:line="240" w:lineRule="auto"/>
-            </w:pPr>
-            <w:r>
-              <w:rPr>
-                <w:color w:val="1B5E20"/>
+              <w:rPr>
+                <w:highlight w:val="yellow"/>
+              </w:rPr>
+            </w:pPr>
+            <w:r>
+              <w:rPr>
+                <w:color w:val="1B5E20"/>
+                <w:highlight w:val="yellow"/>
               </w:rPr>
               <w:t>Add Two Numbers</w:t>
             </w:r>

--- a/src/main/java/org/dsa/PradeepDSASheet/DSA Sheet.docx
+++ b/src/main/java/org/dsa/PradeepDSASheet/DSA Sheet.docx
@@ -49,23 +49,7 @@
           <w:b/>
           <w:bCs/>
         </w:rPr>
-        <w:t xml:space="preserve">Concurrency controls for LLD [Locks, Threads, </w:t>
-      </w:r>
-      <w:proofErr w:type="spellStart"/>
-      <w:r>
-        <w:rPr>
-          <w:b/>
-          <w:bCs/>
-        </w:rPr>
-        <w:t>ThreadPool</w:t>
-      </w:r>
-      <w:proofErr w:type="spellEnd"/>
-      <w:r>
-        <w:rPr>
-          <w:b/>
-          <w:bCs/>
-        </w:rPr>
-        <w:t xml:space="preserve"> and many more]</w:t>
+        <w:t>Concurrency controls for LLD [Locks, Threads, ThreadPool and many more]</w:t>
       </w:r>
     </w:p>
     <w:p>
@@ -861,23 +845,7 @@
                 <w:color w:val="1B5E20"/>
                 <w:highlight w:val="yellow"/>
               </w:rPr>
-              <w:t xml:space="preserve">Max </w:t>
-            </w:r>
-            <w:proofErr w:type="spellStart"/>
-            <w:r>
-              <w:rPr>
-                <w:color w:val="1B5E20"/>
-                <w:highlight w:val="yellow"/>
-              </w:rPr>
-              <w:t>Consective</w:t>
-            </w:r>
-            <w:proofErr w:type="spellEnd"/>
-            <w:r>
-              <w:rPr>
-                <w:color w:val="1B5E20"/>
-                <w:highlight w:val="yellow"/>
-              </w:rPr>
-              <w:t xml:space="preserve"> Ones</w:t>
+              <w:t>Max Consective Ones</w:t>
             </w:r>
             <w:r>
               <w:rPr>
@@ -1473,10 +1441,14 @@
                 <w:numId w:val="2"/>
               </w:numPr>
               <w:spacing w:before="40" w:after="40" w:line="240" w:lineRule="auto"/>
-            </w:pPr>
-            <w:r>
-              <w:rPr>
-                <w:color w:val="1B5E20"/>
+              <w:rPr>
+                <w:highlight w:val="yellow"/>
+              </w:rPr>
+            </w:pPr>
+            <w:r>
+              <w:rPr>
+                <w:color w:val="1B5E20"/>
+                <w:highlight w:val="yellow"/>
               </w:rPr>
               <w:t>Linked List Cycle</w:t>
             </w:r>
@@ -1634,6 +1606,13 @@
               </w:rPr>
               <w:t>Reverse Linked List</w:t>
             </w:r>
+            <w:r>
+              <w:rPr>
+                <w:color w:val="1B5E20"/>
+                <w:highlight w:val="yellow"/>
+              </w:rPr>
+              <w:t xml:space="preserve"> || LinkedList first we need to basic operation first</w:t>
+            </w:r>
           </w:p>
           <w:p>
             <w:pPr>
@@ -1687,6 +1666,57 @@
                 <w:highlight w:val="yellow"/>
               </w:rPr>
               <w:t>Add Two Numbers</w:t>
+            </w:r>
+          </w:p>
+          <w:p>
+            <w:pPr>
+              <w:numPr>
+                <w:ilvl w:val="0"/>
+                <w:numId w:val="2"/>
+              </w:numPr>
+              <w:spacing w:before="40" w:after="40" w:line="240" w:lineRule="auto"/>
+              <w:rPr>
+                <w:highlight w:val="yellow"/>
+              </w:rPr>
+            </w:pPr>
+            <w:r>
+              <w:rPr>
+                <w:highlight w:val="yellow"/>
+              </w:rPr>
+              <w:t>Middle of the linked list</w:t>
+            </w:r>
+          </w:p>
+          <w:p>
+            <w:pPr>
+              <w:numPr>
+                <w:ilvl w:val="0"/>
+                <w:numId w:val="2"/>
+              </w:numPr>
+              <w:spacing w:before="40" w:after="40" w:line="240" w:lineRule="auto"/>
+              <w:rPr>
+                <w:highlight w:val="yellow"/>
+              </w:rPr>
+            </w:pPr>
+            <w:r>
+              <w:rPr>
+                <w:highlight w:val="yellow"/>
+              </w:rPr>
+              <w:t>linked list cycle</w:t>
+            </w:r>
+          </w:p>
+          <w:p>
+            <w:pPr>
+              <w:numPr>
+                <w:ilvl w:val="0"/>
+                <w:numId w:val="2"/>
+              </w:numPr>
+              <w:spacing w:before="40" w:after="40" w:line="240" w:lineRule="auto"/>
+              <w:rPr>
+                <w:highlight w:val="yellow"/>
+              </w:rPr>
+            </w:pPr>
+            <w:r>
+              <w:t>check LinkList is palindrome o not</w:t>
             </w:r>
           </w:p>
           <w:p>
@@ -1996,6 +2026,54 @@
                 <w:numId w:val="2"/>
               </w:numPr>
               <w:spacing w:before="40" w:after="40" w:line="240" w:lineRule="auto"/>
+              <w:rPr>
+                <w:highlight w:val="yellow"/>
+              </w:rPr>
+            </w:pPr>
+            <w:r>
+              <w:rPr>
+                <w:highlight w:val="yellow"/>
+              </w:rPr>
+              <w:t>Remove the duplicate</w:t>
+            </w:r>
+          </w:p>
+          <w:p>
+            <w:pPr>
+              <w:numPr>
+                <w:ilvl w:val="0"/>
+                <w:numId w:val="2"/>
+              </w:numPr>
+              <w:spacing w:before="40" w:after="40" w:line="240" w:lineRule="auto"/>
+            </w:pPr>
+            <w:r>
+              <w:rPr>
+                <w:color w:val="1B5E20"/>
+              </w:rPr>
+              <w:t>Reverse polish notion</w:t>
+            </w:r>
+          </w:p>
+          <w:p>
+            <w:pPr>
+              <w:numPr>
+                <w:ilvl w:val="0"/>
+                <w:numId w:val="2"/>
+              </w:numPr>
+              <w:spacing w:before="40" w:after="40" w:line="240" w:lineRule="auto"/>
+            </w:pPr>
+            <w:r>
+              <w:rPr>
+                <w:color w:val="1B5E20"/>
+              </w:rPr>
+              <w:t>Decode string</w:t>
+            </w:r>
+          </w:p>
+          <w:p>
+            <w:pPr>
+              <w:numPr>
+                <w:ilvl w:val="0"/>
+                <w:numId w:val="2"/>
+              </w:numPr>
+              <w:spacing w:before="40" w:after="40" w:line="240" w:lineRule="auto"/>
             </w:pPr>
             <w:r>
               <w:rPr>
@@ -2351,6 +2429,7 @@
               <w:rPr>
                 <w:color w:val="1B5E20"/>
               </w:rPr>
+              <w:lastRenderedPageBreak/>
               <w:t>Word Search</w:t>
             </w:r>
           </w:p>
@@ -2486,7 +2565,6 @@
               <w:rPr>
                 <w:color w:val="1B5E20"/>
               </w:rPr>
-              <w:lastRenderedPageBreak/>
               <w:t>Path Sum</w:t>
             </w:r>
           </w:p>
@@ -3207,6 +3285,7 @@
               <w:rPr>
                 <w:color w:val="1B5E20"/>
               </w:rPr>
+              <w:lastRenderedPageBreak/>
               <w:t>Accounts Merge</w:t>
             </w:r>
           </w:p>
@@ -3342,7 +3421,6 @@
               <w:rPr>
                 <w:color w:val="1B5E20"/>
               </w:rPr>
-              <w:lastRenderedPageBreak/>
               <w:t>Longest Increasing Subsequence</w:t>
             </w:r>
           </w:p>
@@ -3653,6 +3731,48 @@
       <w:pPr>
         <w:spacing w:line="240" w:lineRule="auto"/>
       </w:pPr>
+    </w:p>
+    <w:p>
+      <w:pPr>
+        <w:spacing w:line="240" w:lineRule="auto"/>
+      </w:pPr>
+      <w:r>
+        <w:drawing>
+          <wp:inline distT="0" distB="0" distL="0" distR="0" wp14:anchorId="726E91C9" wp14:editId="16DBC2C9">
+            <wp:extent cx="4457929" cy="1505027"/>
+            <wp:effectExtent l="0" t="0" r="0" b="0"/>
+            <wp:docPr id="1348126118" name="Picture 1"/>
+            <wp:cNvGraphicFramePr>
+              <a:graphicFrameLocks xmlns:a="http://schemas.openxmlformats.org/drawingml/2006/main" noChangeAspect="1"/>
+            </wp:cNvGraphicFramePr>
+            <a:graphic xmlns:a="http://schemas.openxmlformats.org/drawingml/2006/main">
+              <a:graphicData uri="http://schemas.openxmlformats.org/drawingml/2006/picture">
+                <pic:pic xmlns:pic="http://schemas.openxmlformats.org/drawingml/2006/picture">
+                  <pic:nvPicPr>
+                    <pic:cNvPr id="1348126118" name=""/>
+                    <pic:cNvPicPr/>
+                  </pic:nvPicPr>
+                  <pic:blipFill>
+                    <a:blip r:embed="rId6"/>
+                    <a:stretch>
+                      <a:fillRect/>
+                    </a:stretch>
+                  </pic:blipFill>
+                  <pic:spPr>
+                    <a:xfrm>
+                      <a:off x="0" y="0"/>
+                      <a:ext cx="4457929" cy="1505027"/>
+                    </a:xfrm>
+                    <a:prstGeom prst="rect">
+                      <a:avLst/>
+                    </a:prstGeom>
+                  </pic:spPr>
+                </pic:pic>
+              </a:graphicData>
+            </a:graphic>
+          </wp:inline>
+        </w:drawing>
+      </w:r>
     </w:p>
     <w:p>
       <w:pPr>
@@ -4538,7 +4658,6 @@
   <w:style w:type="character" w:default="1" w:styleId="DefaultParagraphFont">
     <w:name w:val="Default Paragraph Font"/>
     <w:uiPriority w:val="1"/>
-    <w:semiHidden/>
     <w:unhideWhenUsed/>
   </w:style>
   <w:style w:type="table" w:default="1" w:styleId="TableNormal">
